--- a/formal_paper.docx
+++ b/formal_paper.docx
@@ -513,17 +513,43 @@
       <w:pPr>
         <w:pStyle w:val="BodyText"/>
         <w:jc w:val="center"/>
-        <w:rPr>
-          <w:b/>
-          <w:color w:val="C00000"/>
-        </w:rPr>
-      </w:pPr>
-      <w:r>
-        <w:rPr>
-          <w:b/>
-          <w:color w:val="C00000"/>
-        </w:rPr>
-        <w:t>[ INSERT FIGURE 1 HERE — Petri Net notation example (place=circle, transition=rectangle, arc=arrow, token=dot) ]</w:t>
+      </w:pPr>
+      <w:r>
+        <w:drawing>
+          <wp:inline xmlns:wp="http://purl.oclc.org/ooxml/drawingml/wordprocessingDrawing" distT="0" distB="0" distL="0" distR="0">
+            <wp:extent cx="2750000" cy="1072839"/>
+            <wp:effectExtent l="0" t="0" r="0" b="0"/>
+            <wp:docPr id="101" name="Figure 1"/>
+            <wp:cNvGraphicFramePr>
+              <a:graphicFrameLocks xmlns:a="http://schemas.openxmlformats.org/drawingml/2006/main" noChangeAspect="1"/>
+            </wp:cNvGraphicFramePr>
+            <a:graphic xmlns:a="http://schemas.openxmlformats.org/drawingml/2006/main">
+              <a:graphicData uri="http://schemas.openxmlformats.org/drawingml/2006/picture">
+                <pic:pic xmlns:pic="http://schemas.openxmlformats.org/drawingml/2006/picture">
+                  <pic:nvPicPr>
+                    <pic:cNvPr id="101" name="fig1.png"/>
+                    <pic:cNvPicPr/>
+                  </pic:nvPicPr>
+                  <pic:blipFill>
+                    <a:blip r:embed="rId20"/>
+                    <a:stretch>
+                      <a:fillRect/>
+                    </a:stretch>
+                  </pic:blipFill>
+                  <pic:spPr>
+                    <a:xfrm>
+                      <a:off x="0" y="0"/>
+                      <a:ext cx="2750000" cy="1072839"/>
+                    </a:xfrm>
+                    <a:prstGeom prst="rect">
+                      <a:avLst/>
+                    </a:prstGeom>
+                  </pic:spPr>
+                </pic:pic>
+              </a:graphicData>
+            </a:graphic>
+          </wp:inline>
+        </w:drawing>
       </w:r>
     </w:p>
     <w:p>
@@ -1264,17 +1290,43 @@
       <w:pPr>
         <w:pStyle w:val="BodyText"/>
         <w:jc w:val="center"/>
-        <w:rPr>
-          <w:b/>
-          <w:color w:val="C00000"/>
-        </w:rPr>
-      </w:pPr>
-      <w:r>
-        <w:rPr>
-          <w:b/>
-          <w:color w:val="C00000"/>
-        </w:rPr>
-        <w:t>[ INSERT FIGURE 2 HERE — Complete P/T Petri Net model — all 3 aircraft (A1, A2, A3) with shared resources (export from nd.app) ]</w:t>
+      </w:pPr>
+      <w:r>
+        <w:drawing>
+          <wp:inline xmlns:wp="http://purl.oclc.org/ooxml/drawingml/wordprocessingDrawing" distT="0" distB="0" distL="0" distR="0">
+            <wp:extent cx="5400000" cy="3933032"/>
+            <wp:effectExtent l="0" t="0" r="0" b="0"/>
+            <wp:docPr id="102" name="Figure 2"/>
+            <wp:cNvGraphicFramePr>
+              <a:graphicFrameLocks xmlns:a="http://schemas.openxmlformats.org/drawingml/2006/main" noChangeAspect="1"/>
+            </wp:cNvGraphicFramePr>
+            <a:graphic xmlns:a="http://schemas.openxmlformats.org/drawingml/2006/main">
+              <a:graphicData uri="http://schemas.openxmlformats.org/drawingml/2006/picture">
+                <pic:pic xmlns:pic="http://schemas.openxmlformats.org/drawingml/2006/picture">
+                  <pic:nvPicPr>
+                    <pic:cNvPr id="102" name="fig2.png"/>
+                    <pic:cNvPicPr/>
+                  </pic:nvPicPr>
+                  <pic:blipFill>
+                    <a:blip r:embed="rId21"/>
+                    <a:stretch>
+                      <a:fillRect/>
+                    </a:stretch>
+                  </pic:blipFill>
+                  <pic:spPr>
+                    <a:xfrm>
+                      <a:off x="0" y="0"/>
+                      <a:ext cx="5400000" cy="3933032"/>
+                    </a:xfrm>
+                    <a:prstGeom prst="rect">
+                      <a:avLst/>
+                    </a:prstGeom>
+                  </pic:spPr>
+                </pic:pic>
+              </a:graphicData>
+            </a:graphic>
+          </wp:inline>
+        </w:drawing>
       </w:r>
     </w:p>
     <w:p>
@@ -1365,17 +1417,43 @@
       <w:pPr>
         <w:pStyle w:val="BodyText"/>
         <w:jc w:val="center"/>
-        <w:rPr>
-          <w:b/>
-          <w:color w:val="C00000"/>
-        </w:rPr>
-      </w:pPr>
-      <w:r>
-        <w:rPr>
-          <w:b/>
-          <w:color w:val="C00000"/>
-        </w:rPr>
-        <w:t>[ INSERT FIGURE 3 HERE — AND-Fork/AND-Join pattern for a single aircraft ground handling phase ]</w:t>
+      </w:pPr>
+      <w:r>
+        <w:drawing>
+          <wp:inline xmlns:wp="http://purl.oclc.org/ooxml/drawingml/wordprocessingDrawing" distT="0" distB="0" distL="0" distR="0">
+            <wp:extent cx="5000000" cy="2755208"/>
+            <wp:effectExtent l="0" t="0" r="0" b="0"/>
+            <wp:docPr id="103" name="Figure 3"/>
+            <wp:cNvGraphicFramePr>
+              <a:graphicFrameLocks xmlns:a="http://schemas.openxmlformats.org/drawingml/2006/main" noChangeAspect="1"/>
+            </wp:cNvGraphicFramePr>
+            <a:graphic xmlns:a="http://schemas.openxmlformats.org/drawingml/2006/main">
+              <a:graphicData uri="http://schemas.openxmlformats.org/drawingml/2006/picture">
+                <pic:pic xmlns:pic="http://schemas.openxmlformats.org/drawingml/2006/picture">
+                  <pic:nvPicPr>
+                    <pic:cNvPr id="103" name="fig3.png"/>
+                    <pic:cNvPicPr/>
+                  </pic:nvPicPr>
+                  <pic:blipFill>
+                    <a:blip r:embed="rId22"/>
+                    <a:stretch>
+                      <a:fillRect/>
+                    </a:stretch>
+                  </pic:blipFill>
+                  <pic:spPr>
+                    <a:xfrm>
+                      <a:off x="0" y="0"/>
+                      <a:ext cx="5000000" cy="2755208"/>
+                    </a:xfrm>
+                    <a:prstGeom prst="rect">
+                      <a:avLst/>
+                    </a:prstGeom>
+                  </pic:spPr>
+                </pic:pic>
+              </a:graphicData>
+            </a:graphic>
+          </wp:inline>
+        </w:drawing>
       </w:r>
     </w:p>
     <w:p>
@@ -2004,17 +2082,43 @@
       <w:pPr>
         <w:pStyle w:val="BodyText"/>
         <w:jc w:val="center"/>
-        <w:rPr>
-          <w:b/>
-          <w:color w:val="C00000"/>
-        </w:rPr>
-      </w:pPr>
-      <w:r>
-        <w:rPr>
-          <w:b/>
-          <w:color w:val="C00000"/>
-        </w:rPr>
-        <w:t>[ INSERT FIGURE 4 HERE — Deadlock scenario: circular wait on P_Apron between A1 (Fuel) and A2 (Catering) ]</w:t>
+      </w:pPr>
+      <w:r>
+        <w:drawing>
+          <wp:inline xmlns:wp="http://purl.oclc.org/ooxml/drawingml/wordprocessingDrawing" distT="0" distB="0" distL="0" distR="0">
+            <wp:extent cx="4800000" cy="3274916"/>
+            <wp:effectExtent l="0" t="0" r="0" b="0"/>
+            <wp:docPr id="104" name="Figure 4"/>
+            <wp:cNvGraphicFramePr>
+              <a:graphicFrameLocks xmlns:a="http://schemas.openxmlformats.org/drawingml/2006/main" noChangeAspect="1"/>
+            </wp:cNvGraphicFramePr>
+            <a:graphic xmlns:a="http://schemas.openxmlformats.org/drawingml/2006/main">
+              <a:graphicData uri="http://schemas.openxmlformats.org/drawingml/2006/picture">
+                <pic:pic xmlns:pic="http://schemas.openxmlformats.org/drawingml/2006/picture">
+                  <pic:nvPicPr>
+                    <pic:cNvPr id="104" name="fig4.png"/>
+                    <pic:cNvPicPr/>
+                  </pic:nvPicPr>
+                  <pic:blipFill>
+                    <a:blip r:embed="rId23"/>
+                    <a:stretch>
+                      <a:fillRect/>
+                    </a:stretch>
+                  </pic:blipFill>
+                  <pic:spPr>
+                    <a:xfrm>
+                      <a:off x="0" y="0"/>
+                      <a:ext cx="4800000" cy="3274916"/>
+                    </a:xfrm>
+                    <a:prstGeom prst="rect">
+                      <a:avLst/>
+                    </a:prstGeom>
+                  </pic:spPr>
+                </pic:pic>
+              </a:graphicData>
+            </a:graphic>
+          </wp:inline>
+        </w:drawing>
       </w:r>
     </w:p>
     <w:p>
@@ -2057,17 +2161,43 @@
       <w:pPr>
         <w:pStyle w:val="BodyText"/>
         <w:jc w:val="center"/>
-        <w:rPr>
-          <w:b/>
-          <w:color w:val="C00000"/>
-        </w:rPr>
-      </w:pPr>
-      <w:r>
-        <w:rPr>
-          <w:b/>
-          <w:color w:val="C00000"/>
-        </w:rPr>
-        <w:t>[ INSERT FIGURE 5 HERE — Corrected model: P_GSEPermit control place (initial marking=2) added to the Petri Net ]</w:t>
+      </w:pPr>
+      <w:r>
+        <w:drawing>
+          <wp:inline xmlns:wp="http://purl.oclc.org/ooxml/drawingml/wordprocessingDrawing" distT="0" distB="0" distL="0" distR="0">
+            <wp:extent cx="4800000" cy="3346440"/>
+            <wp:effectExtent l="0" t="0" r="0" b="0"/>
+            <wp:docPr id="105" name="Figure 5"/>
+            <wp:cNvGraphicFramePr>
+              <a:graphicFrameLocks xmlns:a="http://schemas.openxmlformats.org/drawingml/2006/main" noChangeAspect="1"/>
+            </wp:cNvGraphicFramePr>
+            <a:graphic xmlns:a="http://schemas.openxmlformats.org/drawingml/2006/main">
+              <a:graphicData uri="http://schemas.openxmlformats.org/drawingml/2006/picture">
+                <pic:pic xmlns:pic="http://schemas.openxmlformats.org/drawingml/2006/picture">
+                  <pic:nvPicPr>
+                    <pic:cNvPr id="105" name="fig5.png"/>
+                    <pic:cNvPicPr/>
+                  </pic:nvPicPr>
+                  <pic:blipFill>
+                    <a:blip r:embed="rId24"/>
+                    <a:stretch>
+                      <a:fillRect/>
+                    </a:stretch>
+                  </pic:blipFill>
+                  <pic:spPr>
+                    <a:xfrm>
+                      <a:off x="0" y="0"/>
+                      <a:ext cx="4800000" cy="3346440"/>
+                    </a:xfrm>
+                    <a:prstGeom prst="rect">
+                      <a:avLst/>
+                    </a:prstGeom>
+                  </pic:spPr>
+                </pic:pic>
+              </a:graphicData>
+            </a:graphic>
+          </wp:inline>
+        </w:drawing>
       </w:r>
     </w:p>
     <w:p>
